--- a/files/konspekty/bzh-9-cifrovye-riski.docx
+++ b/files/konspekty/bzh-9-cifrovye-riski.docx
@@ -1117,7 +1117,19 @@
               </w:numPr>
             </w:pPr>
             <w:r>
-              <w:t xml:space="preserve">куда обращаться: администрация ресурса (кнопка «Пожаловаться»), родители и педагоги, Линия помощи «Дети онлайн» 8-800-25-000-15, детский телефон доверия 8-800-2000-122, полиция 102 (112).</w:t>
+              <w:t xml:space="preserve">куда обращаться: администрация ресурса (кнопка «Пожаловаться»), родители и педагоги, Линия помощи «Дети онлайн» 8-800-25-000-15, детский телефон доверия 8-800-2000-122, полиция 102 (112);</w:t>
+            </w:r>
+          </w:p>
+          <w:p>
+            <w:pPr>
+              <w:pStyle w:val="a4"/>
+              <w:numPr>
+                <w:ilvl w:val="0"/>
+                <w:numId w:val="1"/>
+              </w:numPr>
+            </w:pPr>
+            <w:r>
+              <w:t xml:space="preserve">связь с чтением: книга «Цифровой Фантом» (раздел «Ученикам» → «Читаем «Цифровой Фантом»») показывает на примере героев-подростков, как цифровые угрозы выглядят в жизни; соответствующие главы: 1 «Странное сообщение» (подозрительное сообщение и фишинг), 3 «Лёгкие деньги» (обман и «лёгкий заработок»), 4 «Ничего личного» (личные данные), 6 «Фейковые друзья» (поддельные аккаунты); разделы «Что делать, если…» и «Куда обратиться» из части «После прочтения».</w:t>
             </w:r>
           </w:p>
         </w:tc>
@@ -1505,7 +1517,7 @@
               <w:jc w:val="both"/>
             </w:pPr>
             <w:r>
-              <w:t xml:space="preserve">Проверить настройки приватности в одном из своих аккаунтов (с родителями), включить двухфакторную аутентификацию. Составить 5 правил «Мой цифровой щит».</w:t>
+              <w:t xml:space="preserve">Проверить настройки приватности в одном из своих аккаунтов (с родителями), включить двухфакторную аутентификацию. Составить 5 правил «Мой цифровой щит». По желанию: прочитать главу 1 «Странное сообщение» или главу 6 «Фейковые друзья» из книги «Цифровой Фантом» и ответить на вопросы раздела «А ты как думаешь?».</w:t>
             </w:r>
           </w:p>
         </w:tc>
@@ -1586,6 +1598,20 @@
       </w:pPr>
       <w:r>
         <w:t xml:space="preserve">Линия помощи «Дети онлайн» (detionline.com); Детский телефон доверия (fond-detyam.ru).</w:t>
+      </w:r>
+    </w:p>
+    <w:p>
+      <w:pPr>
+        <w:pStyle w:val="a4"/>
+        <w:numPr>
+          <w:ilvl w:val="0"/>
+          <w:numId w:val="1"/>
+        </w:numPr>
+        <w:spacing w:after="60"/>
+        <w:jc w:val="both"/>
+      </w:pPr>
+      <w:r>
+        <w:t xml:space="preserve">Дёмин А. «Цифровой Фантом» (УМК: книга и Методическое приложение для педагога).</w:t>
       </w:r>
     </w:p>
     <w:p>
